--- a/MDs/FYP2 Migration/Stakeholder Wound Cases Review.docx
+++ b/MDs/FYP2 Migration/Stakeholder Wound Cases Review.docx
@@ -2348,7 +2348,7 @@
                 <w:szCs w:val="17"/>
                 <w:rtl w:val="0"/>
               </w:rPr>
-              <w:t xml:space="preserve">-debridement of the edges and slough with daily hydrogel dressing, if 2 to 3 days preferrably hydrofibre +Abx</w:t>
+              <w:t xml:space="preserve">-debridement of the edges and slough with daily hydrogel dressing, if 2 to 3 days preferably hydrofibre +Abx</w:t>
             </w:r>
           </w:p>
           <w:p>
